--- a/templates/Template_Radar Trabalhista.docx
+++ b/templates/Template_Radar Trabalhista.docx
@@ -101,10 +101,10 @@
                 <w:lang w:val="pt-BR" w:eastAsia="pt-BR"/>
               </w:rPr>
               <w:drawing>
-                <wp:inline distT="0" distB="0" distL="0" distR="0" wp14:anchorId="28ED34E9" wp14:editId="2F139C59">
+                <wp:inline distT="0" distB="0" distL="0" distR="0" wp14:anchorId="4F4BAF55" wp14:editId="25921CFB">
                   <wp:extent cx="6805930" cy="2519045"/>
                   <wp:effectExtent l="0" t="0" r="13970" b="14605"/>
-                  <wp:docPr id="67" name="Imagem 6"/>
+                  <wp:docPr id="1" name="Imagem 6"/>
                   <wp:cNvGraphicFramePr>
                     <a:graphicFrameLocks xmlns:a="http://schemas.openxmlformats.org/drawingml/2006/main" noChangeAspect="1"/>
                   </wp:cNvGraphicFramePr>
@@ -199,7 +199,7 @@
                 <w:szCs w:val="28"/>
                 <w:lang w:val="pt-BR" w:eastAsia="pt-BR"/>
               </w:rPr>
-              <w:t>portal</w:t>
+              <w:t>navegue pelas fontes</w:t>
             </w:r>
           </w:p>
         </w:tc>
@@ -1643,7 +1643,7 @@
               </w:rPr>
               <w:lastRenderedPageBreak/>
               <w:drawing>
-                <wp:anchor distT="0" distB="0" distL="114300" distR="114300" simplePos="0" relativeHeight="251660288" behindDoc="0" locked="0" layoutInCell="1" allowOverlap="1" wp14:anchorId="1E61C3AC" wp14:editId="279C5FF3">
+                <wp:anchor distT="0" distB="0" distL="114300" distR="114300" simplePos="0" relativeHeight="251660288" behindDoc="0" locked="0" layoutInCell="1" allowOverlap="1" wp14:anchorId="716E9F80" wp14:editId="3BE9D4EE">
                   <wp:simplePos x="0" y="0"/>
                   <wp:positionH relativeFrom="column">
                     <wp:posOffset>1391285</wp:posOffset>
@@ -1654,7 +1654,7 @@
                   <wp:extent cx="1314450" cy="361950"/>
                   <wp:effectExtent l="0" t="0" r="0" b="0"/>
                   <wp:wrapNone/>
-                  <wp:docPr id="1788111170" name="Imagem 3" descr="NEUTRA">
+                  <wp:docPr id="295651217" name="Imagem 3" descr="NEUTRA">
                     <a:hlinkClick xmlns:a="http://schemas.openxmlformats.org/drawingml/2006/main" r:id="rId12"/>
                   </wp:docPr>
                   <wp:cNvGraphicFramePr>
@@ -1714,7 +1714,7 @@
                 <w:lang w:val="pt-BR" w:eastAsia="pt-BR"/>
               </w:rPr>
               <w:drawing>
-                <wp:anchor distT="0" distB="0" distL="114300" distR="114300" simplePos="0" relativeHeight="251659264" behindDoc="0" locked="0" layoutInCell="1" allowOverlap="1" wp14:anchorId="3519A52D" wp14:editId="33E27628">
+                <wp:anchor distT="0" distB="0" distL="114300" distR="114300" simplePos="0" relativeHeight="251659264" behindDoc="0" locked="0" layoutInCell="1" allowOverlap="1" wp14:anchorId="149A89CD" wp14:editId="07A54110">
                   <wp:simplePos x="0" y="0"/>
                   <wp:positionH relativeFrom="column">
                     <wp:posOffset>-19050</wp:posOffset>
@@ -1725,7 +1725,7 @@
                   <wp:extent cx="1314450" cy="361950"/>
                   <wp:effectExtent l="0" t="0" r="0" b="0"/>
                   <wp:wrapNone/>
-                  <wp:docPr id="387573013" name="Imagem 2" descr="EXCELENTE">
+                  <wp:docPr id="314989814" name="Imagem 2" descr="EXCELENTE">
                     <a:hlinkClick xmlns:a="http://schemas.openxmlformats.org/drawingml/2006/main" r:id="rId14"/>
                   </wp:docPr>
                   <wp:cNvGraphicFramePr>
@@ -1785,7 +1785,7 @@
                 <w:lang w:val="pt-BR" w:eastAsia="pt-BR"/>
               </w:rPr>
               <w:drawing>
-                <wp:anchor distT="0" distB="0" distL="114300" distR="114300" simplePos="0" relativeHeight="251661312" behindDoc="0" locked="0" layoutInCell="1" allowOverlap="1" wp14:anchorId="11DBA8F6" wp14:editId="32EDA356">
+                <wp:anchor distT="0" distB="0" distL="114300" distR="114300" simplePos="0" relativeHeight="251661312" behindDoc="0" locked="0" layoutInCell="1" allowOverlap="1" wp14:anchorId="69BDB024" wp14:editId="2D1B5129">
                   <wp:simplePos x="0" y="0"/>
                   <wp:positionH relativeFrom="column">
                     <wp:posOffset>2805430</wp:posOffset>
@@ -1796,7 +1796,7 @@
                   <wp:extent cx="1314450" cy="361950"/>
                   <wp:effectExtent l="0" t="0" r="0" b="0"/>
                   <wp:wrapNone/>
-                  <wp:docPr id="594910751" name="Imagem 4" descr="RUIM">
+                  <wp:docPr id="787664467" name="Imagem 4" descr="RUIM">
                     <a:hlinkClick xmlns:a="http://schemas.openxmlformats.org/drawingml/2006/main" r:id="rId16"/>
                   </wp:docPr>
                   <wp:cNvGraphicFramePr>
@@ -1937,10 +1937,10 @@
                 <w:lang w:val="pt-BR"/>
               </w:rPr>
               <w:drawing>
-                <wp:inline distT="0" distB="0" distL="0" distR="0" wp14:anchorId="619FD609" wp14:editId="05B41AD9">
+                <wp:inline distT="0" distB="0" distL="0" distR="0" wp14:anchorId="0C0563F2" wp14:editId="071A3755">
                   <wp:extent cx="1794510" cy="336550"/>
                   <wp:effectExtent l="0" t="0" r="15240" b="6350"/>
-                  <wp:docPr id="68" name="Imagem 5"/>
+                  <wp:docPr id="2" name="Imagem 5"/>
                   <wp:cNvGraphicFramePr>
                     <a:graphicFrameLocks xmlns:a="http://schemas.openxmlformats.org/drawingml/2006/main" noChangeAspect="1"/>
                   </wp:cNvGraphicFramePr>
@@ -2026,10 +2026,10 @@
                 <w:lang w:val="pt-BR"/>
               </w:rPr>
               <w:drawing>
-                <wp:inline distT="0" distB="0" distL="0" distR="0" wp14:anchorId="5BFDD434" wp14:editId="70BFB5F3">
+                <wp:inline distT="0" distB="0" distL="0" distR="0" wp14:anchorId="0748EADC" wp14:editId="3DABE919">
                   <wp:extent cx="267335" cy="267335"/>
                   <wp:effectExtent l="0" t="0" r="18415" b="18415"/>
-                  <wp:docPr id="69" name="Imagem 1">
+                  <wp:docPr id="3" name="Imagem 1">
                     <a:hlinkClick xmlns:a="http://schemas.openxmlformats.org/drawingml/2006/main" r:id="rId20"/>
                   </wp:docPr>
                   <wp:cNvGraphicFramePr>
@@ -2117,10 +2117,10 @@
                 <w:lang w:val="pt-BR"/>
               </w:rPr>
               <w:drawing>
-                <wp:inline distT="0" distB="0" distL="0" distR="0" wp14:anchorId="524DABE0" wp14:editId="432B5744">
+                <wp:inline distT="0" distB="0" distL="0" distR="0" wp14:anchorId="634268CE" wp14:editId="7C9D6801">
                   <wp:extent cx="267335" cy="267335"/>
                   <wp:effectExtent l="0" t="0" r="18415" b="18415"/>
-                  <wp:docPr id="70" name="Imagem 2">
+                  <wp:docPr id="4" name="Imagem 2">
                     <a:hlinkClick xmlns:a="http://schemas.openxmlformats.org/drawingml/2006/main" r:id="rId23"/>
                   </wp:docPr>
                   <wp:cNvGraphicFramePr>
@@ -2208,10 +2208,10 @@
                 <w:lang w:val="pt-BR"/>
               </w:rPr>
               <w:drawing>
-                <wp:inline distT="0" distB="0" distL="0" distR="0" wp14:anchorId="6A2AF05B" wp14:editId="58FED482">
+                <wp:inline distT="0" distB="0" distL="0" distR="0" wp14:anchorId="08213D8C" wp14:editId="00C40FC3">
                   <wp:extent cx="267335" cy="267335"/>
                   <wp:effectExtent l="0" t="0" r="18415" b="18415"/>
-                  <wp:docPr id="71" name="Imagem 3">
+                  <wp:docPr id="5" name="Imagem 3">
                     <a:hlinkClick xmlns:a="http://schemas.openxmlformats.org/drawingml/2006/main" r:id="rId26"/>
                   </wp:docPr>
                   <wp:cNvGraphicFramePr>
@@ -2299,10 +2299,10 @@
                 <w:lang w:val="pt-BR"/>
               </w:rPr>
               <w:drawing>
-                <wp:inline distT="0" distB="0" distL="0" distR="0" wp14:anchorId="065E08B5" wp14:editId="1C328401">
+                <wp:inline distT="0" distB="0" distL="0" distR="0" wp14:anchorId="62F8CAAF" wp14:editId="7E4A3AF0">
                   <wp:extent cx="267335" cy="267335"/>
                   <wp:effectExtent l="0" t="0" r="18415" b="18415"/>
-                  <wp:docPr id="72" name="Imagem 4">
+                  <wp:docPr id="6" name="Imagem 4">
                     <a:hlinkClick xmlns:a="http://schemas.openxmlformats.org/drawingml/2006/main" r:id="rId29"/>
                   </wp:docPr>
                   <wp:cNvGraphicFramePr>
@@ -8331,7 +8331,7 @@
   <w:num w:numId="56" w16cid:durableId="984624683">
     <w:abstractNumId w:val="1"/>
   </w:num>
-  <w:num w:numId="57" w16cid:durableId="1708069615">
+  <w:num w:numId="57" w16cid:durableId="1169097698">
     <w:abstractNumId w:val="22"/>
     <w:lvlOverride w:ilvl="0"/>
     <w:lvlOverride w:ilvl="1"/>
@@ -12701,13 +12701,13 @@
 </file>
 
 <file path=customXml/itemProps4.xml><?xml version="1.0" encoding="utf-8"?>
-<ds:datastoreItem xmlns:ds="http://schemas.openxmlformats.org/officeDocument/2006/customXml" ds:itemID="{EB7AF67A-D8F5-43D8-B392-1F5B6BB857B8}"/>
+<ds:datastoreItem xmlns:ds="http://schemas.openxmlformats.org/officeDocument/2006/customXml" ds:itemID="{01DFC83F-9F26-481B-8C72-AD02D477E67B}"/>
 </file>
 
 <file path=customXml/itemProps5.xml><?xml version="1.0" encoding="utf-8"?>
-<ds:datastoreItem xmlns:ds="http://schemas.openxmlformats.org/officeDocument/2006/customXml" ds:itemID="{741CED3C-B018-4A9C-983F-CC22D67C16C7}"/>
+<ds:datastoreItem xmlns:ds="http://schemas.openxmlformats.org/officeDocument/2006/customXml" ds:itemID="{A612E4FC-2F8E-4346-B8BE-A9BE8143A4A4}"/>
 </file>
 
 <file path=customXml/itemProps6.xml><?xml version="1.0" encoding="utf-8"?>
-<ds:datastoreItem xmlns:ds="http://schemas.openxmlformats.org/officeDocument/2006/customXml" ds:itemID="{89C02A48-03B0-4C93-B959-6E777ADE2E53}"/>
+<ds:datastoreItem xmlns:ds="http://schemas.openxmlformats.org/officeDocument/2006/customXml" ds:itemID="{4C2655AC-79B2-4EEF-9346-1AABC49C42FB}"/>
 </file>